--- a/docs/micro-book/mpe/templates-email-intervencoes.docx
+++ b/docs/micro-book/mpe/templates-email-intervencoes.docx
@@ -617,7 +617,7 @@
           <w:rFonts w:ascii="Consolas" w:hAnsi="Consolas"/>
           <w:sz w:val="20"/>
         </w:rPr>
-        <w:t>Mpe</w:t>
+        <w:t>Mpe2026-</w:t>
       </w:r>
       <w:r>
         <w:t xml:space="preserve"> + parte do seu e-mail antes de </w:t>
@@ -638,7 +638,7 @@
           <w:b/>
           <w:sz w:val="20"/>
         </w:rPr>
-        <w:t>Mpejoao.silva</w:t>
+        <w:t>Mpe2026-joao.silva</w:t>
       </w:r>
       <w:r>
         <w:t>.</w:t>
